--- a/reports/2026-08_effexor_focus_report.docx
+++ b/reports/2026-08_effexor_focus_report.docx
@@ -94,7 +94,7 @@
                 <w:sz w:val="34"/>
                 <w:szCs w:val="34"/>
               </w:rPr>
-              <w:t xml:space="preserve">137</w:t>
+              <w:t xml:space="preserve">37</w:t>
             </w:r>
           </w:p>
           <w:p>
@@ -139,7 +139,7 @@
                 <w:sz w:val="34"/>
                 <w:szCs w:val="34"/>
               </w:rPr>
-              <w:t xml:space="preserve">68</w:t>
+              <w:t xml:space="preserve">0</w:t>
             </w:r>
           </w:p>
           <w:p>
@@ -184,7 +184,7 @@
                 <w:sz w:val="34"/>
                 <w:szCs w:val="34"/>
               </w:rPr>
-              <w:t xml:space="preserve">26</w:t>
+              <w:t xml:space="preserve">0</w:t>
             </w:r>
           </w:p>
           <w:p>
@@ -380,7 +380,7 @@
                 <w:sz w:val="23"/>
                 <w:szCs w:val="23"/>
               </w:rPr>
-              <w:t xml:space="preserve">2026年8月怡诺思最值得注意的是：SNRI 赛道一边承受 SSRI 和安非他酮等成熟方案竞争，一边面对快速起效与致幻剂新机制。</w:t>
+              <w:t xml:space="preserve">8月新证据主要来自难治性抑郁的机制竞品，文拉法辛同成分新证据有限。</w:t>
             </w:r>
           </w:p>
         </w:tc>
@@ -438,7 +438,7 @@
                 <w:sz w:val="23"/>
                 <w:szCs w:val="23"/>
               </w:rPr>
-              <w:t xml:space="preserve">本月纳入 137 条有效产品/竞品进展，其中 68 条建议跟进、26 条为高证据。优先记录包括《右美托咪定-艾氯胺酮联合治疗腹腔镜输尿管重建术后抑郁和焦虑》、《比较艾氯胺酮、雷马唑仑与异丙酚在小儿胃镜检查中的呼吸安全》。</w:t>
+              <w:t xml:space="preserve">本月纳入 37 条有效产品/竞品进展，其中 0 条建议跟进、0 条为高证据。优先记录包括《去甲文拉法辛在重度抑郁症中的真实世界有效性与耐受性：一项意大利全国多中心前瞻性队列研究。》、《艾司氯胺酮鼻喷剂在重度抑郁症患者中的真实世界临床实践、有效性与安全性：一项法国前瞻性队列研究（ELLIPSE研究）。》。</w:t>
             </w:r>
           </w:p>
         </w:tc>
@@ -496,7 +496,7 @@
                 <w:sz w:val="23"/>
                 <w:szCs w:val="23"/>
               </w:rPr>
-              <w:t xml:space="preserve">优先查看潜在/新机制；Spravato、潜在/新机制；COMP360 等、机制竞品；Wellbutrin、直接竞品；Cymbalta，并把同一研究在不同检索路径下的重复命中合并判断。</w:t>
+              <w:t xml:space="preserve">优先查看潜在/新机制；COMP360 等、潜在/新机制；Spravato、机制竞品；心达悦/Trintellix、机制竞品；Wellbutrin，并把同一研究在不同检索路径下的重复命中合并判断。</w:t>
             </w:r>
           </w:p>
         </w:tc>
@@ -772,7 +772,7 @@
                 <w:sz w:val="22"/>
                 <w:szCs w:val="22"/>
               </w:rPr>
-              <w:t xml:space="preserve">2026-08-10</w:t>
+              <w:t xml:space="preserve">2026-08-28</w:t>
             </w:r>
           </w:p>
           <w:p>
@@ -786,7 +786,7 @@
                 <w:sz w:val="22"/>
                 <w:szCs w:val="22"/>
               </w:rPr>
-              <w:t xml:space="preserve">Clinical</w:t>
+              <w:t xml:space="preserve">PubMed</w:t>
             </w:r>
           </w:p>
           <w:p>
@@ -796,11 +796,11 @@
             <w:r>
               <w:rPr>
                 <w:rFonts w:ascii="Microsoft YaHei UI" w:cs="Microsoft YaHei UI" w:eastAsia="Microsoft YaHei UI" w:hAnsi="Microsoft YaHei UI"/>
-                <w:color w:val="0B5C55"/>
+                <w:color w:val="9A5D15"/>
                 <w:sz w:val="18"/>
                 <w:szCs w:val="18"/>
               </w:rPr>
-              <w:t xml:space="preserve">高证据 / 建议跟进</w:t>
+              <w:t xml:space="preserve">中证据 / 视情况</w:t>
             </w:r>
           </w:p>
         </w:tc>
@@ -829,7 +829,7 @@
                 <w:sz w:val="22"/>
                 <w:szCs w:val="22"/>
               </w:rPr>
-              <w:t xml:space="preserve">右美托咪定-艾氯胺酮联合治疗腹腔镜输尿管重建术后抑郁和焦虑</w:t>
+              <w:t xml:space="preserve">去甲文拉法辛在重度抑郁症中的真实世界有效性与耐受性：一项意大利全国多中心前瞻性队列研究。</w:t>
             </w:r>
           </w:p>
           <w:p>
@@ -843,14 +843,14 @@
                 <w:sz w:val="20"/>
                 <w:szCs w:val="20"/>
               </w:rPr>
-              <w:t xml:space="preserve">ClinicalTrials.gov 研究：右美托咪定-艾氯胺酮联合治疗腹腔镜输尿管重建术后抑郁和焦虑；NCT：NCT07753772；状态：尚未招募；阶段：4期；适应症/疾病：输尿管狭窄；右美托咪定；艾氯胺酮；抑郁症状；焦虑；首次发布：2026-08-10；最近更新：2026-08-14。</w:t>
+              <w:t xml:space="preserve">论文内容：引言：关于去甲文拉法辛在重性抑郁障碍（MDD）中有效性与耐受性的真实世界证据仍然有限，在临床异质性人群中尤为突出。本多中心观察性研究评估了去甲文拉法辛的真实世界有效性与耐受性，重点关注抑郁和焦虑症状、应答、缓解以及不良反应负担。方法：这项多中心前瞻性观察性研究纳入197名符合DSM-5-TR重性抑郁发作诊断、开始使用去甲文拉法辛治疗的门诊患者。分别在基线（T0）、1个月（T1）和3个月（T2）时进行评估。抑郁症状（MADRS）为主要终点； 焦虑（HAM-A）、躁狂症状（YMRS）和耐受性（ASEC）为次要终点。应答定义为MADRS评分降低≥50%，缓解定义为MADRS评分&lt;10分。结果：受试者平均年龄46.1±14.</w:t>
             </w:r>
           </w:p>
           <w:p>
             <w:pPr>
               <w:spacing w:after="0" w:before="80"/>
             </w:pPr>
-            <w:hyperlink w:history="1" r:id="rIdzurx-qewktiwdlcrnfvoh">
+            <w:hyperlink w:history="1" r:id="rIdtfnsyes2plhydnaxgxgj0">
               <w:r>
                 <w:rPr>
                   <w:rFonts w:ascii="Microsoft YaHei UI" w:cs="Microsoft YaHei UI" w:eastAsia="Microsoft YaHei UI" w:hAnsi="Microsoft YaHei UI"/>
@@ -889,7 +889,7 @@
                 <w:sz w:val="22"/>
                 <w:szCs w:val="22"/>
               </w:rPr>
-              <w:t xml:space="preserve">潜在/新机制；Spravato</w:t>
+              <w:t xml:space="preserve">直接竞品；Pristiq</w:t>
             </w:r>
           </w:p>
           <w:p>
@@ -903,7 +903,7 @@
                 <w:sz w:val="20"/>
                 <w:szCs w:val="20"/>
               </w:rPr>
-              <w:t xml:space="preserve">治疗抵抗性抑郁快速起效；建议查看研究设计、入排标准和终点，判断对怡诺思或同机制竞品监测的影响。</w:t>
+              <w:t xml:space="preserve">该文涉及琥珀酸去甲文拉法辛及怡诺思的直接竞品追踪路径；应依据原文研究人群、终点与研究设计判断临床适用性，不把题名当作疗效结论。</w:t>
             </w:r>
           </w:p>
         </w:tc>
@@ -937,7 +937,7 @@
                 <w:sz w:val="22"/>
                 <w:szCs w:val="22"/>
               </w:rPr>
-              <w:t xml:space="preserve">2026-08-06</w:t>
+              <w:t xml:space="preserve">2026-08-31</w:t>
             </w:r>
           </w:p>
           <w:p>
@@ -951,7 +951,7 @@
                 <w:sz w:val="22"/>
                 <w:szCs w:val="22"/>
               </w:rPr>
-              <w:t xml:space="preserve">Clinical</w:t>
+              <w:t xml:space="preserve">PubMed</w:t>
             </w:r>
           </w:p>
           <w:p>
@@ -961,11 +961,11 @@
             <w:r>
               <w:rPr>
                 <w:rFonts w:ascii="Microsoft YaHei UI" w:cs="Microsoft YaHei UI" w:eastAsia="Microsoft YaHei UI" w:hAnsi="Microsoft YaHei UI"/>
-                <w:color w:val="0B5C55"/>
+                <w:color w:val="9A5D15"/>
                 <w:sz w:val="18"/>
                 <w:szCs w:val="18"/>
               </w:rPr>
-              <w:t xml:space="preserve">高证据 / 建议跟进</w:t>
+              <w:t xml:space="preserve">中证据 / 视情况</w:t>
             </w:r>
           </w:p>
         </w:tc>
@@ -994,7 +994,7 @@
                 <w:sz w:val="22"/>
                 <w:szCs w:val="22"/>
               </w:rPr>
-              <w:t xml:space="preserve">比较艾氯胺酮、雷马唑仑与异丙酚在小儿胃镜检查中的呼吸安全</w:t>
+              <w:t xml:space="preserve">艾司氯胺酮鼻喷剂在重度抑郁症患者中的真实世界临床实践、有效性与安全性：一项法国前瞻性队列研究（ELLIPSE研究）。</w:t>
             </w:r>
           </w:p>
           <w:p>
@@ -1008,14 +1008,14 @@
                 <w:sz w:val="20"/>
                 <w:szCs w:val="20"/>
               </w:rPr>
-              <w:t xml:space="preserve">ClinicalTrials.gov 研究：比较艾氯胺酮、雷马唑仑与异丙酚在小儿胃镜检查中的呼吸安全；NCT：NCT07748884；状态：尚未招募；阶段：4期；适应症/疾病：呼吸系统不良事件；低氧血症；儿童；胃镜检查；艾氯胺酮；瑞马唑仑；首次发布：2026-08-06；最近更新：2026-08-06。</w:t>
+              <w:t xml:space="preserve">论文内容：背景：重度抑郁症（MDD）患病率极高，且与显著的残疾及死亡风险相关。难治性抑郁症（TRD）定义为对≥2线抗抑郁治疗应答不足，目前仍是主要的治疗挑战。艾司氯胺酮鼻喷剂于2019年获批用于TRD，随机试验已证实其有效性与安全性，但真实世界证据仍较为有限。目的：ELLIPSE研究旨在描述法国常规临床实践中接受艾司氯胺酮治疗患者的特征、治疗模式及12个月结局。研究设计：ELLIPSE是一项前瞻性、多中心、观察性队列研究，纳入2021年12月至2023年7月期间起始使用艾司氯胺酮的单相重度抑郁症成人患者，随访时长为12个月。研究方法：通过标准化临床评估收集数据。使用蒙哥马利-阿斯伯格抑郁评定量表（MADRS）评估疗效。</w:t>
             </w:r>
           </w:p>
           <w:p>
             <w:pPr>
               <w:spacing w:after="0" w:before="80"/>
             </w:pPr>
-            <w:hyperlink w:history="1" r:id="rIdfqdc1zrujnkvisnpkqlbn">
+            <w:hyperlink w:history="1" r:id="rIdhbdobjtdxe5emvymrfp0g">
               <w:r>
                 <w:rPr>
                   <w:rFonts w:ascii="Microsoft YaHei UI" w:cs="Microsoft YaHei UI" w:eastAsia="Microsoft YaHei UI" w:hAnsi="Microsoft YaHei UI"/>
@@ -1068,7 +1068,7 @@
                 <w:sz w:val="20"/>
                 <w:szCs w:val="20"/>
               </w:rPr>
-              <w:t xml:space="preserve">治疗抵抗性抑郁快速起效；建议查看研究设计、入排标准和终点，判断对怡诺思或同机制竞品监测的影响。</w:t>
+              <w:t xml:space="preserve">该文涉及盐酸艾司氯胺酮及怡诺思的潜在/新机制追踪路径；应依据原文研究人群、终点与研究设计判断临床适用性，不把题名当作疗效结论。</w:t>
             </w:r>
           </w:p>
         </w:tc>
@@ -1102,7 +1102,7 @@
                 <w:sz w:val="22"/>
                 <w:szCs w:val="22"/>
               </w:rPr>
-              <w:t xml:space="preserve">2026-08-03</w:t>
+              <w:t xml:space="preserve">2026-08-29</w:t>
             </w:r>
           </w:p>
           <w:p>
@@ -1116,7 +1116,7 @@
                 <w:sz w:val="22"/>
                 <w:szCs w:val="22"/>
               </w:rPr>
-              <w:t xml:space="preserve">Clinical</w:t>
+              <w:t xml:space="preserve">PubMed</w:t>
             </w:r>
           </w:p>
           <w:p>
@@ -1126,11 +1126,11 @@
             <w:r>
               <w:rPr>
                 <w:rFonts w:ascii="Microsoft YaHei UI" w:cs="Microsoft YaHei UI" w:eastAsia="Microsoft YaHei UI" w:hAnsi="Microsoft YaHei UI"/>
-                <w:color w:val="0B5C55"/>
+                <w:color w:val="9A5D15"/>
                 <w:sz w:val="18"/>
                 <w:szCs w:val="18"/>
               </w:rPr>
-              <w:t xml:space="preserve">高证据 / 建议跟进</w:t>
+              <w:t xml:space="preserve">中证据 / 视情况</w:t>
             </w:r>
           </w:p>
         </w:tc>
@@ -1159,7 +1159,7 @@
                 <w:sz w:val="22"/>
                 <w:szCs w:val="22"/>
               </w:rPr>
-              <w:t xml:space="preserve">比较 KH607 片与氢溴酸沃替西汀片对成年重度抑郁症患者的疗效和安全性</w:t>
+              <w:t xml:space="preserve">基于艾司氯胺酮的治疗、针对抑郁的元认知训练及其联合方案用于难治性抑郁：一项多中心观察性研究中抑郁症状和反刍思维的6个月变化轨迹。</w:t>
             </w:r>
           </w:p>
           <w:p>
@@ -1173,14 +1173,14 @@
                 <w:sz w:val="20"/>
                 <w:szCs w:val="20"/>
               </w:rPr>
-              <w:t xml:space="preserve">ClinicalTrials.gov 研究：比较 KH607 片与氢溴酸沃替西汀片对成年重度抑郁症患者的疗效和安全性；NCT：NCT07741331；状态：尚未招募；阶段：3期；适应症/疾病：重度抑郁症 (MDD)；首次发布：2026-08-03；最近更新：2026-08-03。</w:t>
+              <w:t xml:space="preserve">论文内容：难治性抑郁症（TRD）仍是一种负担极重的临床疾病，抑郁严重程度的改善并不一定意味着反刍等适应不良性认知-情感过程出现同步改变。我们在常规临床照护中比较了三种积极治疗条件下抑郁症状与抑郁反刍的6个月变化轨迹：不接受抑郁症特异性元认知训练的基于艾司氯胺酮鼻喷剂的治疗（ESK）、不接触艾司氯胺酮的抑郁症特异性元认知训练（D-MCT），以及艾司氯胺酮联合D-MCT治疗（D-MCT + ESK）。在65例接受筛查的患者中，12例因至少存在1项绝对禁忌证被排除，最终53例入组（ESK组n=15，D-MCT组n=12，D-MCT + ESK组n=26）。</w:t>
             </w:r>
           </w:p>
           <w:p>
             <w:pPr>
               <w:spacing w:after="0" w:before="80"/>
             </w:pPr>
-            <w:hyperlink w:history="1" r:id="rIdzt4bkthrppky0nylc0x1a">
+            <w:hyperlink w:history="1" r:id="rIds5jg1i_el8nngf_klehrc">
               <w:r>
                 <w:rPr>
                   <w:rFonts w:ascii="Microsoft YaHei UI" w:cs="Microsoft YaHei UI" w:eastAsia="Microsoft YaHei UI" w:hAnsi="Microsoft YaHei UI"/>
@@ -1219,7 +1219,7 @@
                 <w:sz w:val="22"/>
                 <w:szCs w:val="22"/>
               </w:rPr>
-              <w:t xml:space="preserve">机制竞品；心达悦/Trintellix</w:t>
+              <w:t xml:space="preserve">潜在/新机制；Spravato</w:t>
             </w:r>
           </w:p>
           <w:p>
@@ -1233,7 +1233,7 @@
                 <w:sz w:val="20"/>
                 <w:szCs w:val="20"/>
               </w:rPr>
-              <w:t xml:space="preserve">认知/多模式差异化；建议查看研究设计、入排标准和终点，判断对怡诺思或同机制竞品监测的影响。</w:t>
+              <w:t xml:space="preserve">该文涉及盐酸艾司氯胺酮及怡诺思的潜在/新机制追踪路径；应依据原文研究人群、终点与研究设计判断临床适用性，不把题名当作疗效结论。</w:t>
             </w:r>
           </w:p>
         </w:tc>
@@ -1267,7 +1267,7 @@
                 <w:sz w:val="22"/>
                 <w:szCs w:val="22"/>
               </w:rPr>
-              <w:t xml:space="preserve">2026-08-12</w:t>
+              <w:t xml:space="preserve">2026-08-18</w:t>
             </w:r>
           </w:p>
           <w:p>
@@ -1281,7 +1281,7 @@
                 <w:sz w:val="22"/>
                 <w:szCs w:val="22"/>
               </w:rPr>
-              <w:t xml:space="preserve">Clinical</w:t>
+              <w:t xml:space="preserve">PubMed</w:t>
             </w:r>
           </w:p>
           <w:p>
@@ -1291,11 +1291,11 @@
             <w:r>
               <w:rPr>
                 <w:rFonts w:ascii="Microsoft YaHei UI" w:cs="Microsoft YaHei UI" w:eastAsia="Microsoft YaHei UI" w:hAnsi="Microsoft YaHei UI"/>
-                <w:color w:val="0B5C55"/>
+                <w:color w:val="9A5D15"/>
                 <w:sz w:val="18"/>
                 <w:szCs w:val="18"/>
               </w:rPr>
-              <w:t xml:space="preserve">高证据 / 建议跟进</w:t>
+              <w:t xml:space="preserve">低证据 / 视情况</w:t>
             </w:r>
           </w:p>
         </w:tc>
@@ -1324,7 +1324,7 @@
                 <w:sz w:val="22"/>
                 <w:szCs w:val="22"/>
               </w:rPr>
-              <w:t xml:space="preserve">通过中枢神经系统参与进行个性化镇痛，以释放表现</w:t>
+              <w:t xml:space="preserve">成年重度抑郁症女性患者中可能与去甲文拉法辛相关的低血糖症。</w:t>
             </w:r>
           </w:p>
           <w:p>
@@ -1338,14 +1338,14 @@
                 <w:sz w:val="20"/>
                 <w:szCs w:val="20"/>
               </w:rPr>
-              <w:t xml:space="preserve">ClinicalTrials.gov 研究：通过中枢神经系统参与进行个性化镇痛，以释放表现；NCT：NCT07759336；状态：尚未招募；阶段：4期；适应症/疾病：膝骨关节炎（膝关节OA）；慢性疼痛；慢性膝关节疼痛；首次发布：2026-08-12；最近更新：2026-08-12。</w:t>
+              <w:t xml:space="preserve">来源未提供摘要，不能据此判断研究结论。原始期刊：Asian journal of psychiatry；PMID：42623942。</w:t>
             </w:r>
           </w:p>
           <w:p>
             <w:pPr>
               <w:spacing w:after="0" w:before="80"/>
             </w:pPr>
-            <w:hyperlink w:history="1" r:id="rIdh4e-oh33sqbtu29hvo5aj">
+            <w:hyperlink w:history="1" r:id="rIdgscmto2eq58w5njqutok1">
               <w:r>
                 <w:rPr>
                   <w:rFonts w:ascii="Microsoft YaHei UI" w:cs="Microsoft YaHei UI" w:eastAsia="Microsoft YaHei UI" w:hAnsi="Microsoft YaHei UI"/>
@@ -1384,7 +1384,7 @@
                 <w:sz w:val="22"/>
                 <w:szCs w:val="22"/>
               </w:rPr>
-              <w:t xml:space="preserve">直接竞品；Cymbalta</w:t>
+              <w:t xml:space="preserve">直接竞品；Pristiq</w:t>
             </w:r>
           </w:p>
           <w:p>
@@ -1398,7 +1398,7 @@
                 <w:sz w:val="20"/>
                 <w:szCs w:val="20"/>
               </w:rPr>
-              <w:t xml:space="preserve">SNRI 同类替代；建议查看研究设计、入排标准和终点，判断对怡诺思或同机制竞品监测的影响。</w:t>
+              <w:t xml:space="preserve">该文涉及琥珀酸去甲文拉法辛及怡诺思的直接竞品追踪路径；应依据原文研究人群、终点与研究设计判断临床适用性，不把题名当作疗效结论。</w:t>
             </w:r>
           </w:p>
         </w:tc>
@@ -1432,7 +1432,7 @@
                 <w:sz w:val="22"/>
                 <w:szCs w:val="22"/>
               </w:rPr>
-              <w:t xml:space="preserve">2026-08-28</w:t>
+              <w:t xml:space="preserve">2026-08-20</w:t>
             </w:r>
           </w:p>
           <w:p>
@@ -1446,7 +1446,7 @@
                 <w:sz w:val="22"/>
                 <w:szCs w:val="22"/>
               </w:rPr>
-              <w:t xml:space="preserve">Clinical</w:t>
+              <w:t xml:space="preserve">PubMed</w:t>
             </w:r>
           </w:p>
           <w:p>
@@ -1456,11 +1456,11 @@
             <w:r>
               <w:rPr>
                 <w:rFonts w:ascii="Microsoft YaHei UI" w:cs="Microsoft YaHei UI" w:eastAsia="Microsoft YaHei UI" w:hAnsi="Microsoft YaHei UI"/>
-                <w:color w:val="0B5C55"/>
+                <w:color w:val="9A5D15"/>
                 <w:sz w:val="18"/>
                 <w:szCs w:val="18"/>
               </w:rPr>
-              <w:t xml:space="preserve">高证据 / 建议跟进</w:t>
+              <w:t xml:space="preserve">中证据 / 视情况</w:t>
             </w:r>
           </w:p>
         </w:tc>
@@ -1489,7 +1489,7 @@
                 <w:sz w:val="22"/>
                 <w:szCs w:val="22"/>
               </w:rPr>
-              <w:t xml:space="preserve">评估艾氯胺酮减轻重度抑郁症症状的功效和安全性的研究</w:t>
+              <w:t xml:space="preserve">安非他酮与选择性5-羟色胺再摄取抑制剂用于伴共病肥胖的重性抑郁障碍的缓解结局：一项倾向匹配队列分析。</w:t>
             </w:r>
           </w:p>
           <w:p>
@@ -1503,14 +1503,14 @@
                 <w:sz w:val="20"/>
                 <w:szCs w:val="20"/>
               </w:rPr>
-              <w:t xml:space="preserve">ClinicalTrials.gov 研究：评估艾氯胺酮减轻重度抑郁症症状的功效和安全性的研究；NCT：NCT07227454；状态：招募中；阶段：3期；适应症/疾病：抑郁症，严重；首次发布：2025-11-12；最近更新：2026-08-28。</w:t>
+              <w:t xml:space="preserve">论文内容：评估抗抑郁药疗效的观察性研究及临床试验二次分析提示，具有去甲肾上腺素能和多巴胺能作用机制的药物在管理肥胖患者重性抑郁障碍（MDD）症状方面，可能比单纯作用于5-羟色胺能的药物更有效。本研究旨在比较安非他酮与选择性5-羟色胺再摄取抑制剂（SSRIs）在无既往抗抑郁药用药记录的共病MDD与肥胖患者中的疗效。这是一项利用TriNetX数据库内全球队列开展的回顾性、倾向得分匹配的观察性研究。将18岁及以上伴有重性抑郁发作和肥胖的成人分为两个队列：1）安非他酮暴露组，2）SSRIs暴露组。排除在索引事件前有抗抑郁药暴露史的患者。两个队列基于16项协变量进行倾向匹配。主要结局为重性抑郁发作的缓解。</w:t>
             </w:r>
           </w:p>
           <w:p>
             <w:pPr>
               <w:spacing w:after="0" w:before="80"/>
             </w:pPr>
-            <w:hyperlink w:history="1" r:id="rId7td_ee5agdum146p_2clm">
+            <w:hyperlink w:history="1" r:id="rIdjevfzj7vcgtjclrer2lyl">
               <w:r>
                 <w:rPr>
                   <w:rFonts w:ascii="Microsoft YaHei UI" w:cs="Microsoft YaHei UI" w:eastAsia="Microsoft YaHei UI" w:hAnsi="Microsoft YaHei UI"/>
@@ -1549,7 +1549,7 @@
                 <w:sz w:val="22"/>
                 <w:szCs w:val="22"/>
               </w:rPr>
-              <w:t xml:space="preserve">潜在/新机制；Spravato</w:t>
+              <w:t xml:space="preserve">机制竞品；Wellbutrin</w:t>
             </w:r>
           </w:p>
           <w:p>
@@ -1563,7 +1563,7 @@
                 <w:sz w:val="20"/>
                 <w:szCs w:val="20"/>
               </w:rPr>
-              <w:t xml:space="preserve">治疗抵抗性抑郁快速起效；建议查看研究设计、入排标准和终点，判断对怡诺思或同机制竞品监测的影响。</w:t>
+              <w:t xml:space="preserve">该文涉及盐酸安非他酮及怡诺思的机制竞品追踪路径；应依据原文研究人群、终点与研究设计判断临床适用性，不把题名当作疗效结论。</w:t>
             </w:r>
           </w:p>
         </w:tc>
@@ -1597,7 +1597,7 @@
                 <w:sz w:val="22"/>
                 <w:szCs w:val="22"/>
               </w:rPr>
-              <w:t xml:space="preserve">2026-08-25</w:t>
+              <w:t xml:space="preserve">2026-08-17</w:t>
             </w:r>
           </w:p>
           <w:p>
@@ -1611,7 +1611,7 @@
                 <w:sz w:val="22"/>
                 <w:szCs w:val="22"/>
               </w:rPr>
-              <w:t xml:space="preserve">Clinical</w:t>
+              <w:t xml:space="preserve">PubMed</w:t>
             </w:r>
           </w:p>
           <w:p>
@@ -1621,11 +1621,11 @@
             <w:r>
               <w:rPr>
                 <w:rFonts w:ascii="Microsoft YaHei UI" w:cs="Microsoft YaHei UI" w:eastAsia="Microsoft YaHei UI" w:hAnsi="Microsoft YaHei UI"/>
-                <w:color w:val="0B5C55"/>
+                <w:color w:val="9A5D15"/>
                 <w:sz w:val="18"/>
                 <w:szCs w:val="18"/>
               </w:rPr>
-              <w:t xml:space="preserve">高证据 / 建议跟进</w:t>
+              <w:t xml:space="preserve">中证据 / 视情况</w:t>
             </w:r>
           </w:p>
         </w:tc>
@@ -1654,7 +1654,7 @@
                 <w:sz w:val="22"/>
                 <w:szCs w:val="22"/>
               </w:rPr>
-              <w:t xml:space="preserve">艾氯胺酮与危机应对计划与常规强化治疗预防自杀：巴西某市的一项务实随机试验 (SAVE)</w:t>
+              <w:t xml:space="preserve">产后抑郁症中的Zuranolone：机制创新、临床证据与转化不确定性。</w:t>
             </w:r>
           </w:p>
           <w:p>
@@ -1668,14 +1668,14 @@
                 <w:sz w:val="20"/>
                 <w:szCs w:val="20"/>
               </w:rPr>
-              <w:t xml:space="preserve">ClinicalTrials.gov 研究：艾氯胺酮与危机应对计划与常规强化治疗预防自杀：巴西某市的一项务实随机试验 (SAVE)；NCT：NCT07120477；状态：已暂停；阶段：4期；适应症/疾病：自杀预防；氯胺酮；危机应对计划；首次发布：2025-08-13；最近更新：2026-08-25。</w:t>
+              <w:t xml:space="preserve">论文内容：产后抑郁症是一种具有临床意义的围生期精神疾病，会对产妇功能、婴儿照护、家庭关系及医疗参与产生影响。尽管心理治疗、社会心理支持和常规抗抑郁药仍是治疗的核心，但仍存在重要的治疗缺口，包括常规抗抑郁药起效延迟、治疗应答不稳定或不完全、耐受性问题，以及及时获取专科围生期精神医疗服务的障碍，尤其是在临床需要快速改善症状的情况下。Zuranolone是一种口服神经活性类固醇，为γ-氨基丁酸A型受体的正向变构调节剂，采用14天的短疗程给药。关键的安慰剂对照试验表明，产后抑郁症成人患者的抑郁症状在短期内得到快速改善，支持其作为适应症特异性治疗药物获得监管批准。</w:t>
             </w:r>
           </w:p>
           <w:p>
             <w:pPr>
               <w:spacing w:after="0" w:before="80"/>
             </w:pPr>
-            <w:hyperlink w:history="1" r:id="rIdg6qrpmkapis_s40ysudco">
+            <w:hyperlink w:history="1" r:id="rIddinunkconimkl58f9ga4n">
               <w:r>
                 <w:rPr>
                   <w:rFonts w:ascii="Microsoft YaHei UI" w:cs="Microsoft YaHei UI" w:eastAsia="Microsoft YaHei UI" w:hAnsi="Microsoft YaHei UI"/>
@@ -1714,7 +1714,7 @@
                 <w:sz w:val="22"/>
                 <w:szCs w:val="22"/>
               </w:rPr>
-              <w:t xml:space="preserve">潜在/新机制；Spravato</w:t>
+              <w:t xml:space="preserve">潜在/新机制；Zurzuvae</w:t>
             </w:r>
           </w:p>
           <w:p>
@@ -1728,7 +1728,7 @@
                 <w:sz w:val="20"/>
                 <w:szCs w:val="20"/>
               </w:rPr>
-              <w:t xml:space="preserve">治疗抵抗性抑郁快速起效；建议查看研究设计、入排标准和终点，判断对怡诺思或同机制竞品监测的影响。</w:t>
+              <w:t xml:space="preserve">该文涉及祖拉诺龙及怡诺思的潜在/新机制追踪路径；应依据原文研究人群、终点与研究设计判断临床适用性，不把题名当作疗效结论。</w:t>
             </w:r>
           </w:p>
         </w:tc>
@@ -1762,7 +1762,7 @@
                 <w:sz w:val="22"/>
                 <w:szCs w:val="22"/>
               </w:rPr>
-              <w:t xml:space="preserve">2026-08-18</w:t>
+              <w:t xml:space="preserve">2026-08-12</w:t>
             </w:r>
           </w:p>
           <w:p>
@@ -1776,7 +1776,7 @@
                 <w:sz w:val="22"/>
                 <w:szCs w:val="22"/>
               </w:rPr>
-              <w:t xml:space="preserve">Clinical</w:t>
+              <w:t xml:space="preserve">PubMed</w:t>
             </w:r>
           </w:p>
           <w:p>
@@ -1786,11 +1786,11 @@
             <w:r>
               <w:rPr>
                 <w:rFonts w:ascii="Microsoft YaHei UI" w:cs="Microsoft YaHei UI" w:eastAsia="Microsoft YaHei UI" w:hAnsi="Microsoft YaHei UI"/>
-                <w:color w:val="0B5C55"/>
+                <w:color w:val="9A5D15"/>
                 <w:sz w:val="18"/>
                 <w:szCs w:val="18"/>
               </w:rPr>
-              <w:t xml:space="preserve">高证据 / 建议跟进</w:t>
+              <w:t xml:space="preserve">中证据 / 视情况</w:t>
             </w:r>
           </w:p>
         </w:tc>
@@ -1819,7 +1819,7 @@
                 <w:sz w:val="22"/>
                 <w:szCs w:val="22"/>
               </w:rPr>
-              <w:t xml:space="preserve">别嘌呤醇治疗抑郁症</w:t>
+              <w:t xml:space="preserve">精神病学领域的裸盖菇素辅助治疗：机制、临床应用与2025-2026年最新证据的叙述性临床综述。</w:t>
             </w:r>
           </w:p>
           <w:p>
@@ -1833,14 +1833,14 @@
                 <w:sz w:val="20"/>
                 <w:szCs w:val="20"/>
               </w:rPr>
-              <w:t xml:space="preserve">ClinicalTrials.gov 研究：别嘌呤醇治疗抑郁症；NCT：NCT07574060；状态：招募中；阶段：2期；3期；适应症/疾病：Depression；首次发布：2026-05-07；最近更新：2026-08-18。</w:t>
+              <w:t xml:space="preserve">论文内容：背景/目的：裸盖菇素辅助治疗已从早期的概念验证研究发展为证据基础大幅扩充的阶段，2025年至2026年间发表的4项关键研究尚未纳入既往综述。本综述整合了裸盖菇素的药理学与神经生物学基础，并评估其在重度抑郁症（MDD）、难治性抑郁症（TRD）、创伤后应激障碍（PTSD）、癌症相关痛苦及物质使用障碍中的临床证据，重点关注长期疗效持久性、拓展适应症及方法学局限性。方法：通过对PubMed/MEDLINE、Embase、Scopus和Web of Science（2000年1月—2026年4月）进行定向检索开展叙述性综述，重点关注2025—2026年的发表文献。</w:t>
             </w:r>
           </w:p>
           <w:p>
             <w:pPr>
               <w:spacing w:after="0" w:before="80"/>
             </w:pPr>
-            <w:hyperlink w:history="1" r:id="rId77iri9daekn6rje8awaub">
+            <w:hyperlink w:history="1" r:id="rIdqjhhyilfwzsnebbrejntd">
               <w:r>
                 <w:rPr>
                   <w:rFonts w:ascii="Microsoft YaHei UI" w:cs="Microsoft YaHei UI" w:eastAsia="Microsoft YaHei UI" w:hAnsi="Microsoft YaHei UI"/>
@@ -1879,7 +1879,7 @@
                 <w:sz w:val="22"/>
                 <w:szCs w:val="22"/>
               </w:rPr>
-              <w:t xml:space="preserve">机制竞品；左洛复/Zoloft</w:t>
+              <w:t xml:space="preserve">潜在/新机制；COMP360 等</w:t>
             </w:r>
           </w:p>
           <w:p>
@@ -1893,7 +1893,7 @@
                 <w:sz w:val="20"/>
                 <w:szCs w:val="20"/>
               </w:rPr>
-              <w:t xml:space="preserve">SSRI 一线替代；建议查看研究设计、入排标准和终点，判断对怡诺思或同机制竞品监测的影响。</w:t>
+              <w:t xml:space="preserve">该文涉及裸盖菇素及怡诺思的潜在/新机制追踪路径；应依据原文研究人群、终点与研究设计判断临床适用性，不把题名当作疗效结论。</w:t>
             </w:r>
           </w:p>
         </w:tc>
@@ -1927,7 +1927,7 @@
                 <w:sz w:val="22"/>
                 <w:szCs w:val="22"/>
               </w:rPr>
-              <w:t xml:space="preserve">2026-08-18</w:t>
+              <w:t xml:space="preserve">2026-08-10</w:t>
             </w:r>
           </w:p>
           <w:p>
@@ -1941,7 +1941,7 @@
                 <w:sz w:val="22"/>
                 <w:szCs w:val="22"/>
               </w:rPr>
-              <w:t xml:space="preserve">Clinical</w:t>
+              <w:t xml:space="preserve">PubMed</w:t>
             </w:r>
           </w:p>
           <w:p>
@@ -1951,11 +1951,11 @@
             <w:r>
               <w:rPr>
                 <w:rFonts w:ascii="Microsoft YaHei UI" w:cs="Microsoft YaHei UI" w:eastAsia="Microsoft YaHei UI" w:hAnsi="Microsoft YaHei UI"/>
-                <w:color w:val="0B5C55"/>
+                <w:color w:val="9A5D15"/>
                 <w:sz w:val="18"/>
                 <w:szCs w:val="18"/>
               </w:rPr>
-              <w:t xml:space="preserve">高证据 / 建议跟进</w:t>
+              <w:t xml:space="preserve">中证据 / 视情况</w:t>
             </w:r>
           </w:p>
         </w:tc>
@@ -1984,7 +1984,7 @@
                 <w:sz w:val="22"/>
                 <w:szCs w:val="22"/>
               </w:rPr>
-              <w:t xml:space="preserve">重新定义研究：一项评估 COMP360 对创伤后应激障碍参与者的有效性、安全性和耐受性的研究</w:t>
+              <w:t xml:space="preserve">重复经颅磁刺激（rTMS）与伏硫西汀在重性抑郁障碍中的临床及认知结局比较。</w:t>
             </w:r>
           </w:p>
           <w:p>
@@ -1998,14 +1998,14 @@
                 <w:sz w:val="20"/>
                 <w:szCs w:val="20"/>
               </w:rPr>
-              <w:t xml:space="preserve">ClinicalTrials.gov 研究：重新定义研究：一项评估 COMP360 对创伤后应激障碍参与者的有效性、安全性和耐受性的研究；NCT：NCT07570654；状态：招募中；阶段：2期；3期；适应症/疾病：PTSD - 创伤后应激障碍；PTSD；PTSD 症状；PTSD, 创伤后应激障碍；首次发布：2026-05-06；最近更新：2026-08-18。</w:t>
+              <w:t xml:space="preserve">论文内容：目的：认知功能障碍是重性抑郁障碍（MDD）的核心特征。尽管重复经颅磁刺激（rTMS）与伏硫西汀均已被证实具有认知改善作用，但二者直接比较的证据仍然有限。本研究对比了rTMS与伏硫西汀用于MDD患者的临床及认知结局。方法：在这项为期8周的自然研究中，40名MDD患者接受rTMS（n=25）或伏硫西汀（n=15）治疗。采用蒙哥马利-阿斯伯格抑郁评定量表（MADRS）评估抑郁症状。通过感知缺陷问卷-抑郁版（PDQ-D）、连线测验B部分（TMT-B）、斯特鲁普测验和威斯康星卡片分类测验（WCST）评估认知表现。采用线性混合效应模型分析纵向变化，采用校正基线认知表现及相关临床协变量的协方差分析检验第8周的结局。</w:t>
             </w:r>
           </w:p>
           <w:p>
             <w:pPr>
               <w:spacing w:after="0" w:before="80"/>
             </w:pPr>
-            <w:hyperlink w:history="1" r:id="rIdwc9alefz6ferixpgdvfp4">
+            <w:hyperlink w:history="1" r:id="rId9tuxxdvbs4jfw9imrkuoo">
               <w:r>
                 <w:rPr>
                   <w:rFonts w:ascii="Microsoft YaHei UI" w:cs="Microsoft YaHei UI" w:eastAsia="Microsoft YaHei UI" w:hAnsi="Microsoft YaHei UI"/>
@@ -2044,7 +2044,7 @@
                 <w:sz w:val="22"/>
                 <w:szCs w:val="22"/>
               </w:rPr>
-              <w:t xml:space="preserve">潜在/新机制；COMP360 等</w:t>
+              <w:t xml:space="preserve">机制竞品；心达悦/Trintellix</w:t>
             </w:r>
           </w:p>
           <w:p>
@@ -2058,7 +2058,7 @@
                 <w:sz w:val="20"/>
                 <w:szCs w:val="20"/>
               </w:rPr>
-              <w:t xml:space="preserve">治疗抵抗性抑郁潜在新机制；建议查看研究设计、入排标准和终点，判断对怡诺思或同机制竞品监测的影响。</w:t>
+              <w:t xml:space="preserve">该文涉及氢溴酸伏硫西汀及怡诺思的机制竞品追踪路径；应依据原文研究人群、终点与研究设计判断临床适用性，不把题名当作疗效结论。</w:t>
             </w:r>
           </w:p>
         </w:tc>
@@ -2126,7 +2126,7 @@
           <w:sz w:val="21"/>
           <w:szCs w:val="21"/>
         </w:rPr>
-        <w:t xml:space="preserve">盐酸艾司氯胺酮 / esketamine hydrochloride / C13H17Cl2NO（27 条）</w:t>
+        <w:t xml:space="preserve">裸盖菇素 / psilocybin / C12H17N2O4P（12 条）</w:t>
       </w:r>
     </w:p>
     <w:p>
@@ -2145,121 +2145,7 @@
           <w:sz w:val="21"/>
           <w:szCs w:val="21"/>
         </w:rPr>
-        <w:t xml:space="preserve">裸盖菇素 / psilocybin / C12H17N2O4P（26 条）</w:t>
-      </w:r>
-    </w:p>
-    <w:p>
-      <w:pPr>
-        <w:pStyle w:val="ListParagraph"/>
-        <w:numPr>
-          <w:ilvl w:val="0"/>
-          <w:numId w:val="1"/>
-        </w:numPr>
-        <w:spacing w:after="80" w:before="0" w:line="340"/>
-      </w:pPr>
-      <w:r>
-        <w:rPr>
-          <w:rFonts w:ascii="Microsoft YaHei UI" w:cs="Microsoft YaHei UI" w:eastAsia="Microsoft YaHei UI" w:hAnsi="Microsoft YaHei UI"/>
-          <w:color w:val="152625"/>
-          <w:sz w:val="21"/>
-          <w:szCs w:val="21"/>
-        </w:rPr>
-        <w:t xml:space="preserve">盐酸安非他酮 / bupropion hydrochloride / C13H19Cl2NO（22 条）</w:t>
-      </w:r>
-    </w:p>
-    <w:p>
-      <w:pPr>
-        <w:pStyle w:val="ListParagraph"/>
-        <w:numPr>
-          <w:ilvl w:val="0"/>
-          <w:numId w:val="1"/>
-        </w:numPr>
-        <w:spacing w:after="80" w:before="0" w:line="340"/>
-      </w:pPr>
-      <w:r>
-        <w:rPr>
-          <w:rFonts w:ascii="Microsoft YaHei UI" w:cs="Microsoft YaHei UI" w:eastAsia="Microsoft YaHei UI" w:hAnsi="Microsoft YaHei UI"/>
-          <w:color w:val="152625"/>
-          <w:sz w:val="21"/>
-          <w:szCs w:val="21"/>
-        </w:rPr>
-        <w:t xml:space="preserve">盐酸度洛西汀 / duloxetine hydrochloride / C18H20ClNOS（18 条）</w:t>
-      </w:r>
-    </w:p>
-    <w:p>
-      <w:pPr>
-        <w:pStyle w:val="ListParagraph"/>
-        <w:numPr>
-          <w:ilvl w:val="0"/>
-          <w:numId w:val="1"/>
-        </w:numPr>
-        <w:spacing w:after="80" w:before="0" w:line="340"/>
-      </w:pPr>
-      <w:r>
-        <w:rPr>
-          <w:rFonts w:ascii="Microsoft YaHei UI" w:cs="Microsoft YaHei UI" w:eastAsia="Microsoft YaHei UI" w:hAnsi="Microsoft YaHei UI"/>
-          <w:color w:val="152625"/>
-          <w:sz w:val="21"/>
-          <w:szCs w:val="21"/>
-        </w:rPr>
-        <w:t xml:space="preserve">盐酸舍曲林 / sertraline hydrochloride / C17H18Cl3N（15 条）</w:t>
-      </w:r>
-    </w:p>
-    <w:p>
-      <w:pPr>
-        <w:pStyle w:val="ListParagraph"/>
-        <w:numPr>
-          <w:ilvl w:val="0"/>
-          <w:numId w:val="1"/>
-        </w:numPr>
-        <w:spacing w:after="80" w:before="0" w:line="340"/>
-      </w:pPr>
-      <w:r>
-        <w:rPr>
-          <w:rFonts w:ascii="Microsoft YaHei UI" w:cs="Microsoft YaHei UI" w:eastAsia="Microsoft YaHei UI" w:hAnsi="Microsoft YaHei UI"/>
-          <w:color w:val="152625"/>
-          <w:sz w:val="21"/>
-          <w:szCs w:val="21"/>
-        </w:rPr>
-        <w:t xml:space="preserve">盐酸文拉法辛 / venlafaxine hydrochloride / C17H28ClNO2（8 条）</w:t>
-      </w:r>
-    </w:p>
-    <w:p>
-      <w:pPr>
-        <w:pStyle w:val="ListParagraph"/>
-        <w:numPr>
-          <w:ilvl w:val="0"/>
-          <w:numId w:val="1"/>
-        </w:numPr>
-        <w:spacing w:after="80" w:before="0" w:line="340"/>
-      </w:pPr>
-      <w:r>
-        <w:rPr>
-          <w:rFonts w:ascii="Microsoft YaHei UI" w:cs="Microsoft YaHei UI" w:eastAsia="Microsoft YaHei UI" w:hAnsi="Microsoft YaHei UI"/>
-          <w:color w:val="152625"/>
-          <w:sz w:val="21"/>
-          <w:szCs w:val="21"/>
-        </w:rPr>
-        <w:t xml:space="preserve">非唑奈坦 / fezolinetant / C16H15FN6OS（7 条）</w:t>
-      </w:r>
-    </w:p>
-    <w:p>
-      <w:pPr>
-        <w:pStyle w:val="ListParagraph"/>
-        <w:numPr>
-          <w:ilvl w:val="0"/>
-          <w:numId w:val="1"/>
-        </w:numPr>
-        <w:spacing w:after="80" w:before="0" w:line="340"/>
-      </w:pPr>
-      <w:r>
-        <w:rPr>
-          <w:rFonts w:ascii="Microsoft YaHei UI" w:cs="Microsoft YaHei UI" w:eastAsia="Microsoft YaHei UI" w:hAnsi="Microsoft YaHei UI"/>
-          <w:color w:val="152625"/>
-          <w:sz w:val="21"/>
-          <w:szCs w:val="21"/>
-        </w:rPr>
-        <w:t xml:space="preserve">米氮平 / mirtazapine / C17H19N3（5 条）</w:t>
+        <w:t xml:space="preserve">盐酸艾司氯胺酮 / esketamine hydrochloride / C13H17Cl2NO（10 条）</w:t>
       </w:r>
     </w:p>
     <w:p>
@@ -2297,7 +2183,102 @@
           <w:sz w:val="21"/>
           <w:szCs w:val="21"/>
         </w:rPr>
+        <w:t xml:space="preserve">盐酸安非他酮 / bupropion hydrochloride / C13H19Cl2NO（4 条）</w:t>
+      </w:r>
+    </w:p>
+    <w:p>
+      <w:pPr>
+        <w:pStyle w:val="ListParagraph"/>
+        <w:numPr>
+          <w:ilvl w:val="0"/>
+          <w:numId w:val="1"/>
+        </w:numPr>
+        <w:spacing w:after="80" w:before="0" w:line="340"/>
+      </w:pPr>
+      <w:r>
+        <w:rPr>
+          <w:rFonts w:ascii="Microsoft YaHei UI" w:cs="Microsoft YaHei UI" w:eastAsia="Microsoft YaHei UI" w:hAnsi="Microsoft YaHei UI"/>
+          <w:color w:val="152625"/>
+          <w:sz w:val="21"/>
+          <w:szCs w:val="21"/>
+        </w:rPr>
+        <w:t xml:space="preserve">盐酸舍曲林 / sertraline hydrochloride / C17H18Cl3N（2 条）</w:t>
+      </w:r>
+    </w:p>
+    <w:p>
+      <w:pPr>
+        <w:pStyle w:val="ListParagraph"/>
+        <w:numPr>
+          <w:ilvl w:val="0"/>
+          <w:numId w:val="1"/>
+        </w:numPr>
+        <w:spacing w:after="80" w:before="0" w:line="340"/>
+      </w:pPr>
+      <w:r>
+        <w:rPr>
+          <w:rFonts w:ascii="Microsoft YaHei UI" w:cs="Microsoft YaHei UI" w:eastAsia="Microsoft YaHei UI" w:hAnsi="Microsoft YaHei UI"/>
+          <w:color w:val="152625"/>
+          <w:sz w:val="21"/>
+          <w:szCs w:val="21"/>
+        </w:rPr>
         <w:t xml:space="preserve">琥珀酸去甲文拉法辛 / desvenlafaxine succinate / C20H33NO7（2 条）</w:t>
+      </w:r>
+    </w:p>
+    <w:p>
+      <w:pPr>
+        <w:pStyle w:val="ListParagraph"/>
+        <w:numPr>
+          <w:ilvl w:val="0"/>
+          <w:numId w:val="1"/>
+        </w:numPr>
+        <w:spacing w:after="80" w:before="0" w:line="340"/>
+      </w:pPr>
+      <w:r>
+        <w:rPr>
+          <w:rFonts w:ascii="Microsoft YaHei UI" w:cs="Microsoft YaHei UI" w:eastAsia="Microsoft YaHei UI" w:hAnsi="Microsoft YaHei UI"/>
+          <w:color w:val="152625"/>
+          <w:sz w:val="21"/>
+          <w:szCs w:val="21"/>
+        </w:rPr>
+        <w:t xml:space="preserve">米氮平 / mirtazapine / C17H19N3（1 条）</w:t>
+      </w:r>
+    </w:p>
+    <w:p>
+      <w:pPr>
+        <w:pStyle w:val="ListParagraph"/>
+        <w:numPr>
+          <w:ilvl w:val="0"/>
+          <w:numId w:val="1"/>
+        </w:numPr>
+        <w:spacing w:after="80" w:before="0" w:line="340"/>
+      </w:pPr>
+      <w:r>
+        <w:rPr>
+          <w:rFonts w:ascii="Microsoft YaHei UI" w:cs="Microsoft YaHei UI" w:eastAsia="Microsoft YaHei UI" w:hAnsi="Microsoft YaHei UI"/>
+          <w:color w:val="152625"/>
+          <w:sz w:val="21"/>
+          <w:szCs w:val="21"/>
+        </w:rPr>
+        <w:t xml:space="preserve">祖拉诺龙 / zuranolone / C25H35N3O2（1 条）</w:t>
+      </w:r>
+    </w:p>
+    <w:p>
+      <w:pPr>
+        <w:pStyle w:val="ListParagraph"/>
+        <w:numPr>
+          <w:ilvl w:val="0"/>
+          <w:numId w:val="1"/>
+        </w:numPr>
+        <w:spacing w:after="80" w:before="0" w:line="340"/>
+      </w:pPr>
+      <w:r>
+        <w:rPr>
+          <w:rFonts w:ascii="Microsoft YaHei UI" w:cs="Microsoft YaHei UI" w:eastAsia="Microsoft YaHei UI" w:hAnsi="Microsoft YaHei UI"/>
+          <w:color w:val="152625"/>
+          <w:sz w:val="21"/>
+          <w:szCs w:val="21"/>
+        </w:rPr>
+        <w:t xml:space="preserve">盐酸度洛西汀 / duloxetine hydrochloride / C18H20ClNOS（1 条）</w:t>
       </w:r>
     </w:p>
     <w:p>

--- a/reports/2026-08_effexor_focus_report.docx
+++ b/reports/2026-08_effexor_focus_report.docx
@@ -850,7 +850,7 @@
             <w:pPr>
               <w:spacing w:after="0" w:before="80"/>
             </w:pPr>
-            <w:hyperlink w:history="1" r:id="rIdtfnsyes2plhydnaxgxgj0">
+            <w:hyperlink w:history="1" r:id="rIdelfni7xvmrgpg0cbhlkzz">
               <w:r>
                 <w:rPr>
                   <w:rFonts w:ascii="Microsoft YaHei UI" w:cs="Microsoft YaHei UI" w:eastAsia="Microsoft YaHei UI" w:hAnsi="Microsoft YaHei UI"/>
@@ -1015,7 +1015,7 @@
             <w:pPr>
               <w:spacing w:after="0" w:before="80"/>
             </w:pPr>
-            <w:hyperlink w:history="1" r:id="rIdhbdobjtdxe5emvymrfp0g">
+            <w:hyperlink w:history="1" r:id="rIdvffzvrgnu40twbvpgek20">
               <w:r>
                 <w:rPr>
                   <w:rFonts w:ascii="Microsoft YaHei UI" w:cs="Microsoft YaHei UI" w:eastAsia="Microsoft YaHei UI" w:hAnsi="Microsoft YaHei UI"/>
@@ -1180,7 +1180,7 @@
             <w:pPr>
               <w:spacing w:after="0" w:before="80"/>
             </w:pPr>
-            <w:hyperlink w:history="1" r:id="rIds5jg1i_el8nngf_klehrc">
+            <w:hyperlink w:history="1" r:id="rIdknfqccle3zsufcyjhweac">
               <w:r>
                 <w:rPr>
                   <w:rFonts w:ascii="Microsoft YaHei UI" w:cs="Microsoft YaHei UI" w:eastAsia="Microsoft YaHei UI" w:hAnsi="Microsoft YaHei UI"/>
@@ -1345,7 +1345,7 @@
             <w:pPr>
               <w:spacing w:after="0" w:before="80"/>
             </w:pPr>
-            <w:hyperlink w:history="1" r:id="rIdgscmto2eq58w5njqutok1">
+            <w:hyperlink w:history="1" r:id="rIdqb8ttbqmmzrv-htnvehu1">
               <w:r>
                 <w:rPr>
                   <w:rFonts w:ascii="Microsoft YaHei UI" w:cs="Microsoft YaHei UI" w:eastAsia="Microsoft YaHei UI" w:hAnsi="Microsoft YaHei UI"/>
@@ -1510,7 +1510,7 @@
             <w:pPr>
               <w:spacing w:after="0" w:before="80"/>
             </w:pPr>
-            <w:hyperlink w:history="1" r:id="rIdjevfzj7vcgtjclrer2lyl">
+            <w:hyperlink w:history="1" r:id="rIduazqbdwwohr-xkz9gacgv">
               <w:r>
                 <w:rPr>
                   <w:rFonts w:ascii="Microsoft YaHei UI" w:cs="Microsoft YaHei UI" w:eastAsia="Microsoft YaHei UI" w:hAnsi="Microsoft YaHei UI"/>
@@ -1675,7 +1675,7 @@
             <w:pPr>
               <w:spacing w:after="0" w:before="80"/>
             </w:pPr>
-            <w:hyperlink w:history="1" r:id="rIddinunkconimkl58f9ga4n">
+            <w:hyperlink w:history="1" r:id="rId0stxkxqcgbwzbysau7a9e">
               <w:r>
                 <w:rPr>
                   <w:rFonts w:ascii="Microsoft YaHei UI" w:cs="Microsoft YaHei UI" w:eastAsia="Microsoft YaHei UI" w:hAnsi="Microsoft YaHei UI"/>
@@ -1840,7 +1840,7 @@
             <w:pPr>
               <w:spacing w:after="0" w:before="80"/>
             </w:pPr>
-            <w:hyperlink w:history="1" r:id="rIdqjhhyilfwzsnebbrejntd">
+            <w:hyperlink w:history="1" r:id="rId98zbfx8lgtogo2guoqwlp">
               <w:r>
                 <w:rPr>
                   <w:rFonts w:ascii="Microsoft YaHei UI" w:cs="Microsoft YaHei UI" w:eastAsia="Microsoft YaHei UI" w:hAnsi="Microsoft YaHei UI"/>
@@ -2005,7 +2005,7 @@
             <w:pPr>
               <w:spacing w:after="0" w:before="80"/>
             </w:pPr>
-            <w:hyperlink w:history="1" r:id="rId9tuxxdvbs4jfw9imrkuoo">
+            <w:hyperlink w:history="1" r:id="rIdokb8gfxsspvkqabaa1eyy">
               <w:r>
                 <w:rPr>
                   <w:rFonts w:ascii="Microsoft YaHei UI" w:cs="Microsoft YaHei UI" w:eastAsia="Microsoft YaHei UI" w:hAnsi="Microsoft YaHei UI"/>
